--- a/Week2/Project0/P1_Bigquery_Activity_wPresentation.docx
+++ b/Week2/Project0/P1_Bigquery_Activity_wPresentation.docx
@@ -6,13 +6,23 @@
       <w:pPr>
         <w:jc w:val="center"/>
       </w:pPr>
+      <w:proofErr w:type="spellStart"/>
       <w:r>
         <w:rPr>
           <w:b/>
           <w:bCs/>
           <w:u w:val="single"/>
         </w:rPr>
-        <w:t>Bigquery Activity</w:t>
+        <w:t>Bigquery</w:t>
+      </w:r>
+      <w:proofErr w:type="spellEnd"/>
+      <w:r>
+        <w:rPr>
+          <w:b/>
+          <w:bCs/>
+          <w:u w:val="single"/>
+        </w:rPr>
+        <w:t xml:space="preserve"> Activity</w:t>
       </w:r>
     </w:p>
     <w:p>
@@ -28,7 +38,15 @@
     <w:p>
       <w:r>
         <w:tab/>
-        <w:t>Practice using Bigquery, along with data upload, data warehouse architecture, and querying.</w:t>
+        <w:t xml:space="preserve">Practice using </w:t>
+      </w:r>
+      <w:proofErr w:type="spellStart"/>
+      <w:r>
+        <w:t>Bigquery</w:t>
+      </w:r>
+      <w:proofErr w:type="spellEnd"/>
+      <w:r>
+        <w:t>, along with data upload, data warehouse architecture, and querying.</w:t>
       </w:r>
     </w:p>
     <w:p>
@@ -61,8 +79,13 @@
         </w:numPr>
       </w:pPr>
       <w:r>
-        <w:t>Shows math, reading, and writing scores for each student</w:t>
-      </w:r>
+        <w:t xml:space="preserve">Shows math, reading, and writing scores for each </w:t>
+      </w:r>
+      <w:proofErr w:type="gramStart"/>
+      <w:r>
+        <w:t>student</w:t>
+      </w:r>
+      <w:proofErr w:type="gramEnd"/>
     </w:p>
     <w:p>
       <w:r>
@@ -311,8 +334,13 @@
               <w:ind w:left="0"/>
             </w:pPr>
             <w:r>
-              <w:t>4 = Associate’s Degree</w:t>
+              <w:t xml:space="preserve">4 = </w:t>
             </w:r>
+            <w:proofErr w:type="gramStart"/>
+            <w:r>
+              <w:t>Associate’s Degree</w:t>
+            </w:r>
+            <w:proofErr w:type="gramEnd"/>
           </w:p>
         </w:tc>
         <w:tc>
@@ -357,8 +385,13 @@
               <w:ind w:left="0"/>
             </w:pPr>
             <w:r>
-              <w:t>5 = Bachelor’s Degree</w:t>
+              <w:t xml:space="preserve">5 = </w:t>
             </w:r>
+            <w:proofErr w:type="gramStart"/>
+            <w:r>
+              <w:t>Bachelor’s Degree</w:t>
+            </w:r>
+            <w:proofErr w:type="gramEnd"/>
           </w:p>
         </w:tc>
         <w:tc>
@@ -465,8 +498,13 @@
         </w:numPr>
       </w:pPr>
       <w:r>
-        <w:t>Shows student information including gender and year group</w:t>
-      </w:r>
+        <w:t xml:space="preserve">Shows student information including gender and year </w:t>
+      </w:r>
+      <w:proofErr w:type="gramStart"/>
+      <w:r>
+        <w:t>group</w:t>
+      </w:r>
+      <w:proofErr w:type="gramEnd"/>
     </w:p>
     <w:p>
       <w:pPr>
@@ -510,8 +548,13 @@
         </w:numPr>
       </w:pPr>
       <w:r>
-        <w:t>Average scores across subjects of students grouped by gender</w:t>
-      </w:r>
+        <w:t xml:space="preserve">Average scores across subjects of students grouped by </w:t>
+      </w:r>
+      <w:proofErr w:type="gramStart"/>
+      <w:r>
+        <w:t>gender</w:t>
+      </w:r>
+      <w:proofErr w:type="gramEnd"/>
     </w:p>
     <w:p>
       <w:pPr>
@@ -553,7 +596,15 @@
     <w:p>
       <w:r>
         <w:tab/>
-        <w:t xml:space="preserve">You will give a 1-2 minute presentation of your findings on </w:t>
+        <w:t xml:space="preserve">You will give a </w:t>
+      </w:r>
+      <w:proofErr w:type="gramStart"/>
+      <w:r>
+        <w:t>1-2 minute</w:t>
+      </w:r>
+      <w:proofErr w:type="gramEnd"/>
+      <w:r>
+        <w:t xml:space="preserve"> presentation of your findings on </w:t>
       </w:r>
       <w:r>
         <w:t>February 9, 2024</w:t>
@@ -561,6 +612,59 @@
       <w:r>
         <w:t xml:space="preserve"> Be prepared to show an ERD of your data warehouse, as well as the results of your queries. </w:t>
       </w:r>
+    </w:p>
+    <w:p/>
+    <w:p>
+      <w:pPr>
+        <w:rPr>
+          <w:b/>
+          <w:bCs/>
+          <w:u w:val="single"/>
+        </w:rPr>
+      </w:pPr>
+      <w:r>
+        <w:rPr>
+          <w:b/>
+          <w:bCs/>
+          <w:u w:val="single"/>
+        </w:rPr>
+        <w:lastRenderedPageBreak/>
+        <w:t>Strech Goals:</w:t>
+      </w:r>
+    </w:p>
+    <w:p>
+      <w:pPr>
+        <w:pStyle w:val="ListParagraph"/>
+        <w:numPr>
+          <w:ilvl w:val="0"/>
+          <w:numId w:val="4"/>
+        </w:numPr>
+      </w:pPr>
+      <w:r>
+        <w:t xml:space="preserve">Write a few more questions to </w:t>
+      </w:r>
+      <w:proofErr w:type="gramStart"/>
+      <w:r>
+        <w:t>answer</w:t>
+      </w:r>
+      <w:proofErr w:type="gramEnd"/>
+    </w:p>
+    <w:p>
+      <w:pPr>
+        <w:pStyle w:val="ListParagraph"/>
+        <w:numPr>
+          <w:ilvl w:val="0"/>
+          <w:numId w:val="4"/>
+        </w:numPr>
+      </w:pPr>
+      <w:r>
+        <w:t xml:space="preserve">Create a Star Schema and answer a few questions for queries for your own </w:t>
+      </w:r>
+      <w:proofErr w:type="gramStart"/>
+      <w:r>
+        <w:t>dataset</w:t>
+      </w:r>
+      <w:proofErr w:type="gramEnd"/>
     </w:p>
     <w:sectPr>
       <w:pgSz w:w="12240" w:h="15840"/>
@@ -775,11 +879,243 @@
       </w:pPr>
     </w:lvl>
   </w:abstractNum>
+  <w:abstractNum w:abstractNumId="2" w15:restartNumberingAfterBreak="0">
+    <w:nsid w:val="43C94B5C"/>
+    <w:multiLevelType w:val="hybridMultilevel"/>
+    <w:tmpl w:val="77D6AFCA"/>
+    <w:lvl w:ilvl="0" w:tplc="04090001">
+      <w:start w:val="1"/>
+      <w:numFmt w:val="bullet"/>
+      <w:lvlText w:val=""/>
+      <w:lvlJc w:val="left"/>
+      <w:pPr>
+        <w:ind w:left="720" w:hanging="360"/>
+      </w:pPr>
+      <w:rPr>
+        <w:rFonts w:ascii="Symbol" w:hAnsi="Symbol" w:hint="default"/>
+      </w:rPr>
+    </w:lvl>
+    <w:lvl w:ilvl="1" w:tplc="04090003" w:tentative="1">
+      <w:start w:val="1"/>
+      <w:numFmt w:val="bullet"/>
+      <w:lvlText w:val="o"/>
+      <w:lvlJc w:val="left"/>
+      <w:pPr>
+        <w:ind w:left="1440" w:hanging="360"/>
+      </w:pPr>
+      <w:rPr>
+        <w:rFonts w:ascii="Courier New" w:hAnsi="Courier New" w:cs="Courier New" w:hint="default"/>
+      </w:rPr>
+    </w:lvl>
+    <w:lvl w:ilvl="2" w:tplc="04090005" w:tentative="1">
+      <w:start w:val="1"/>
+      <w:numFmt w:val="bullet"/>
+      <w:lvlText w:val=""/>
+      <w:lvlJc w:val="left"/>
+      <w:pPr>
+        <w:ind w:left="2160" w:hanging="360"/>
+      </w:pPr>
+      <w:rPr>
+        <w:rFonts w:ascii="Wingdings" w:hAnsi="Wingdings" w:hint="default"/>
+      </w:rPr>
+    </w:lvl>
+    <w:lvl w:ilvl="3" w:tplc="04090001" w:tentative="1">
+      <w:start w:val="1"/>
+      <w:numFmt w:val="bullet"/>
+      <w:lvlText w:val=""/>
+      <w:lvlJc w:val="left"/>
+      <w:pPr>
+        <w:ind w:left="2880" w:hanging="360"/>
+      </w:pPr>
+      <w:rPr>
+        <w:rFonts w:ascii="Symbol" w:hAnsi="Symbol" w:hint="default"/>
+      </w:rPr>
+    </w:lvl>
+    <w:lvl w:ilvl="4" w:tplc="04090003" w:tentative="1">
+      <w:start w:val="1"/>
+      <w:numFmt w:val="bullet"/>
+      <w:lvlText w:val="o"/>
+      <w:lvlJc w:val="left"/>
+      <w:pPr>
+        <w:ind w:left="3600" w:hanging="360"/>
+      </w:pPr>
+      <w:rPr>
+        <w:rFonts w:ascii="Courier New" w:hAnsi="Courier New" w:cs="Courier New" w:hint="default"/>
+      </w:rPr>
+    </w:lvl>
+    <w:lvl w:ilvl="5" w:tplc="04090005" w:tentative="1">
+      <w:start w:val="1"/>
+      <w:numFmt w:val="bullet"/>
+      <w:lvlText w:val=""/>
+      <w:lvlJc w:val="left"/>
+      <w:pPr>
+        <w:ind w:left="4320" w:hanging="360"/>
+      </w:pPr>
+      <w:rPr>
+        <w:rFonts w:ascii="Wingdings" w:hAnsi="Wingdings" w:hint="default"/>
+      </w:rPr>
+    </w:lvl>
+    <w:lvl w:ilvl="6" w:tplc="04090001" w:tentative="1">
+      <w:start w:val="1"/>
+      <w:numFmt w:val="bullet"/>
+      <w:lvlText w:val=""/>
+      <w:lvlJc w:val="left"/>
+      <w:pPr>
+        <w:ind w:left="5040" w:hanging="360"/>
+      </w:pPr>
+      <w:rPr>
+        <w:rFonts w:ascii="Symbol" w:hAnsi="Symbol" w:hint="default"/>
+      </w:rPr>
+    </w:lvl>
+    <w:lvl w:ilvl="7" w:tplc="04090003" w:tentative="1">
+      <w:start w:val="1"/>
+      <w:numFmt w:val="bullet"/>
+      <w:lvlText w:val="o"/>
+      <w:lvlJc w:val="left"/>
+      <w:pPr>
+        <w:ind w:left="5760" w:hanging="360"/>
+      </w:pPr>
+      <w:rPr>
+        <w:rFonts w:ascii="Courier New" w:hAnsi="Courier New" w:cs="Courier New" w:hint="default"/>
+      </w:rPr>
+    </w:lvl>
+    <w:lvl w:ilvl="8" w:tplc="04090005" w:tentative="1">
+      <w:start w:val="1"/>
+      <w:numFmt w:val="bullet"/>
+      <w:lvlText w:val=""/>
+      <w:lvlJc w:val="left"/>
+      <w:pPr>
+        <w:ind w:left="6480" w:hanging="360"/>
+      </w:pPr>
+      <w:rPr>
+        <w:rFonts w:ascii="Wingdings" w:hAnsi="Wingdings" w:hint="default"/>
+      </w:rPr>
+    </w:lvl>
+  </w:abstractNum>
+  <w:abstractNum w:abstractNumId="3" w15:restartNumberingAfterBreak="0">
+    <w:nsid w:val="5F883A73"/>
+    <w:multiLevelType w:val="hybridMultilevel"/>
+    <w:tmpl w:val="FBC8B894"/>
+    <w:lvl w:ilvl="0" w:tplc="04090001">
+      <w:start w:val="1"/>
+      <w:numFmt w:val="bullet"/>
+      <w:lvlText w:val=""/>
+      <w:lvlJc w:val="left"/>
+      <w:pPr>
+        <w:ind w:left="720" w:hanging="360"/>
+      </w:pPr>
+      <w:rPr>
+        <w:rFonts w:ascii="Symbol" w:hAnsi="Symbol" w:hint="default"/>
+      </w:rPr>
+    </w:lvl>
+    <w:lvl w:ilvl="1" w:tplc="04090003" w:tentative="1">
+      <w:start w:val="1"/>
+      <w:numFmt w:val="bullet"/>
+      <w:lvlText w:val="o"/>
+      <w:lvlJc w:val="left"/>
+      <w:pPr>
+        <w:ind w:left="1440" w:hanging="360"/>
+      </w:pPr>
+      <w:rPr>
+        <w:rFonts w:ascii="Courier New" w:hAnsi="Courier New" w:cs="Courier New" w:hint="default"/>
+      </w:rPr>
+    </w:lvl>
+    <w:lvl w:ilvl="2" w:tplc="04090005" w:tentative="1">
+      <w:start w:val="1"/>
+      <w:numFmt w:val="bullet"/>
+      <w:lvlText w:val=""/>
+      <w:lvlJc w:val="left"/>
+      <w:pPr>
+        <w:ind w:left="2160" w:hanging="360"/>
+      </w:pPr>
+      <w:rPr>
+        <w:rFonts w:ascii="Wingdings" w:hAnsi="Wingdings" w:hint="default"/>
+      </w:rPr>
+    </w:lvl>
+    <w:lvl w:ilvl="3" w:tplc="04090001" w:tentative="1">
+      <w:start w:val="1"/>
+      <w:numFmt w:val="bullet"/>
+      <w:lvlText w:val=""/>
+      <w:lvlJc w:val="left"/>
+      <w:pPr>
+        <w:ind w:left="2880" w:hanging="360"/>
+      </w:pPr>
+      <w:rPr>
+        <w:rFonts w:ascii="Symbol" w:hAnsi="Symbol" w:hint="default"/>
+      </w:rPr>
+    </w:lvl>
+    <w:lvl w:ilvl="4" w:tplc="04090003" w:tentative="1">
+      <w:start w:val="1"/>
+      <w:numFmt w:val="bullet"/>
+      <w:lvlText w:val="o"/>
+      <w:lvlJc w:val="left"/>
+      <w:pPr>
+        <w:ind w:left="3600" w:hanging="360"/>
+      </w:pPr>
+      <w:rPr>
+        <w:rFonts w:ascii="Courier New" w:hAnsi="Courier New" w:cs="Courier New" w:hint="default"/>
+      </w:rPr>
+    </w:lvl>
+    <w:lvl w:ilvl="5" w:tplc="04090005" w:tentative="1">
+      <w:start w:val="1"/>
+      <w:numFmt w:val="bullet"/>
+      <w:lvlText w:val=""/>
+      <w:lvlJc w:val="left"/>
+      <w:pPr>
+        <w:ind w:left="4320" w:hanging="360"/>
+      </w:pPr>
+      <w:rPr>
+        <w:rFonts w:ascii="Wingdings" w:hAnsi="Wingdings" w:hint="default"/>
+      </w:rPr>
+    </w:lvl>
+    <w:lvl w:ilvl="6" w:tplc="04090001" w:tentative="1">
+      <w:start w:val="1"/>
+      <w:numFmt w:val="bullet"/>
+      <w:lvlText w:val=""/>
+      <w:lvlJc w:val="left"/>
+      <w:pPr>
+        <w:ind w:left="5040" w:hanging="360"/>
+      </w:pPr>
+      <w:rPr>
+        <w:rFonts w:ascii="Symbol" w:hAnsi="Symbol" w:hint="default"/>
+      </w:rPr>
+    </w:lvl>
+    <w:lvl w:ilvl="7" w:tplc="04090003" w:tentative="1">
+      <w:start w:val="1"/>
+      <w:numFmt w:val="bullet"/>
+      <w:lvlText w:val="o"/>
+      <w:lvlJc w:val="left"/>
+      <w:pPr>
+        <w:ind w:left="5760" w:hanging="360"/>
+      </w:pPr>
+      <w:rPr>
+        <w:rFonts w:ascii="Courier New" w:hAnsi="Courier New" w:cs="Courier New" w:hint="default"/>
+      </w:rPr>
+    </w:lvl>
+    <w:lvl w:ilvl="8" w:tplc="04090005" w:tentative="1">
+      <w:start w:val="1"/>
+      <w:numFmt w:val="bullet"/>
+      <w:lvlText w:val=""/>
+      <w:lvlJc w:val="left"/>
+      <w:pPr>
+        <w:ind w:left="6480" w:hanging="360"/>
+      </w:pPr>
+      <w:rPr>
+        <w:rFonts w:ascii="Wingdings" w:hAnsi="Wingdings" w:hint="default"/>
+      </w:rPr>
+    </w:lvl>
+  </w:abstractNum>
   <w:num w:numId="1" w16cid:durableId="737628685">
     <w:abstractNumId w:val="0"/>
   </w:num>
   <w:num w:numId="2" w16cid:durableId="1279021651">
     <w:abstractNumId w:val="1"/>
+  </w:num>
+  <w:num w:numId="3" w16cid:durableId="798258356">
+    <w:abstractNumId w:val="3"/>
+  </w:num>
+  <w:num w:numId="4" w16cid:durableId="155462520">
+    <w:abstractNumId w:val="2"/>
   </w:num>
 </w:numbering>
 </file>
